--- a/output/docx/es/BUFRCREX_CodeFlag_es_22.docx
+++ b/output/docx/es/BUFRCREX_CodeFlag_es_22.docx
@@ -1849,7 +1849,7 @@
           <w:i/>
           <w:sz w:val="14"/>
         </w:rPr>
-        <w:t>Note 76: Cuando haya que cifrar una altura que corresponda a dos cifras de clave, se tomará la cifra más baja. Por ejemplo, una altura de 4 m se cifrará 5.</w:t>
+        <w:t>Note CF76: Cuando haya que cifrar una altura que corresponda a dos cifras de clave, se tomará la cifra más baja. Por ejemplo, una altura de 4 m se cifrará 5.</w:t>
       </w:r>
     </w:p>
     <w:p>
@@ -1859,7 +1859,7 @@
           <w:i/>
           <w:sz w:val="14"/>
         </w:rPr>
-        <w:t>Note 84: Estos valores se refieren a olas bien formadas en altamar por acción del viento. Si bien se dará prioridad a los términos descriptivos, los valores relativos a las alturas podrán utilizarse como guía por el observador cuando cifra el estado total de agitación del mar, resultante de diversos factores tales como el viento, la mar de fondo, las corrientes, el ángulo entre la mar de fondo y el viento, etc.</w:t>
+        <w:t>Note CF84: Estos valores se refieren a olas bien formadas en altamar por acción del viento. Si bien se dará prioridad a los términos descriptivos, los valores relativos a las alturas podrán utilizarse como guía por el observador cuando cifra el estado total de agitación del mar, resultante de diversos factores tales como el viento, la mar de fondo, las corrientes, el ángulo entre la mar de fondo y el viento, etc.</w:t>
       </w:r>
     </w:p>
     <w:p/>
@@ -2028,7 +2028,7 @@
           <w:i/>
           <w:sz w:val="14"/>
         </w:rPr>
-        <w:t>Note 8: Véase la Tabla de cifrado común C–3</w:t>
+        <w:t>Note CF8: Véase la Tabla de cifrado común C–3</w:t>
       </w:r>
     </w:p>
     <w:p/>
@@ -2197,7 +2197,7 @@
           <w:i/>
           <w:sz w:val="14"/>
         </w:rPr>
-        <w:t>Note 9: Véase la Tabla de cifrado común C–4</w:t>
+        <w:t>Note CF9: Véase la Tabla de cifrado común C–4</w:t>
       </w:r>
     </w:p>
     <w:p/>
